--- a/MARCADO_DISCUSION_JUAN_QUISPE_LEON_final_4.docx
+++ b/MARCADO_DISCUSION_JUAN_QUISPE_LEON_final_4.docx
@@ -6765,7 +6765,7 @@
 
 <file path=word/comments.xml><?xml version="1.0" encoding="utf-8"?>
 <w:comments xmlns:a="http://schemas.openxmlformats.org/drawingml/2006/main" xmlns:pic="http://schemas.openxmlformats.org/drawingml/2006/picture" xmlns:r="http://schemas.openxmlformats.org/officeDocument/2006/relationships" xmlns:w="http://schemas.openxmlformats.org/wordprocessingml/2006/main" xmlns:wp="http://schemas.openxmlformats.org/drawingml/2006/wordprocessingDrawing" xmlns:mc="http://schemas.openxmlformats.org/markup-compatibility/2006" xmlns:a14="http://schemas.microsoft.com/office/drawing/2010/main" xmlns:w14="http://schemas.microsoft.com/office/word/2010/wordml" xmlns:wpc="http://schemas.microsoft.com/office/word/2010/wordprocessingCanvas">
-  <w:comment w:id="0" w:author="Revisión de coherencia" w:initials="RC" w:date="2026-09-29T11:41:07Z">
+  <w:comment w:id="0" w:author="Revisión de coherencia" w:initials="RC" w:date="2026-09-29T12:00:58Z">
     <w:p>
       <w:pPr>
         <w:pStyle w:val="CommentText"/>
@@ -6816,7 +6816,7 @@
       </w:r>
     </w:p>
   </w:comment>
-  <w:comment w:id="1" w:author="Revisión de coherencia" w:initials="RC" w:date="2026-09-29T11:41:07Z">
+  <w:comment w:id="1" w:author="Revisión de coherencia" w:initials="RC" w:date="2026-09-29T12:00:58Z">
     <w:p>
       <w:pPr>
         <w:pStyle w:val="CommentText"/>
@@ -6873,11 +6873,11 @@
         <w:t xml:space="preserve">Cambiar por: </w:t>
       </w:r>
       <w:r>
-        <w:t>Rotular «CAPÍTULO VII» y renumerar 5.1–5.5 como 7.1–7.5 (o ajustar al índice definitivo). Eliminar el Cap. VII duplicado del archivo RESULTADOS (R-08).</w:t>
+        <w:t>Rotular «CAPÍTULO VII» y renumerar 5.1–5.5 como 7.1–7.5 (o ajustar al índice definitivo). Eliminar el Cap. VII duplicado del archivo RESULTADOS (R-09).</w:t>
       </w:r>
     </w:p>
   </w:comment>
-  <w:comment w:id="2" w:author="Revisión de coherencia" w:initials="RC" w:date="2026-09-29T11:41:07Z">
+  <w:comment w:id="2" w:author="Revisión de coherencia" w:initials="RC" w:date="2026-09-29T12:00:58Z">
     <w:p>
       <w:pPr>
         <w:pStyle w:val="CommentText"/>
@@ -6938,7 +6938,7 @@
       </w:r>
     </w:p>
   </w:comment>
-  <w:comment w:id="3" w:author="Revisión de coherencia" w:initials="RC" w:date="2026-09-29T11:41:07Z">
+  <w:comment w:id="3" w:author="Revisión de coherencia" w:initials="RC" w:date="2026-09-29T12:00:58Z">
     <w:p>
       <w:pPr>
         <w:pStyle w:val="CommentText"/>
@@ -6999,7 +6999,7 @@
       </w:r>
     </w:p>
   </w:comment>
-  <w:comment w:id="4" w:author="Revisión de coherencia" w:initials="RC" w:date="2026-09-29T11:41:07Z">
+  <w:comment w:id="4" w:author="Revisión de coherencia" w:initials="RC" w:date="2026-09-29T12:00:58Z">
     <w:p>
       <w:pPr>
         <w:pStyle w:val="CommentText"/>
@@ -7060,7 +7060,7 @@
       </w:r>
     </w:p>
   </w:comment>
-  <w:comment w:id="5" w:author="Revisión de coherencia" w:initials="RC" w:date="2026-09-29T11:41:07Z">
+  <w:comment w:id="5" w:author="Revisión de coherencia" w:initials="RC" w:date="2026-09-29T12:00:58Z">
     <w:p>
       <w:pPr>
         <w:pStyle w:val="CommentText"/>
@@ -7121,7 +7121,7 @@
       </w:r>
     </w:p>
   </w:comment>
-  <w:comment w:id="6" w:author="Revisión de coherencia" w:initials="RC" w:date="2026-09-29T11:41:07Z">
+  <w:comment w:id="6" w:author="Revisión de coherencia" w:initials="RC" w:date="2026-09-29T12:00:58Z">
     <w:p>
       <w:pPr>
         <w:pStyle w:val="CommentText"/>
@@ -7182,7 +7182,7 @@
       </w:r>
     </w:p>
   </w:comment>
-  <w:comment w:id="7" w:author="Revisión de coherencia" w:initials="RC" w:date="2026-09-29T11:41:07Z">
+  <w:comment w:id="7" w:author="Revisión de coherencia" w:initials="RC" w:date="2026-09-29T12:00:58Z">
     <w:p>
       <w:pPr>
         <w:pStyle w:val="CommentText"/>
@@ -7211,7 +7211,7 @@
         <w:t xml:space="preserve">Problema: </w:t>
       </w:r>
       <w:r>
-        <w:t>Según la Tabla 4, 69 de 87 expedientes Tradicionales (no 61) carecen de concentración acreditada. Ver R-10.</w:t>
+        <w:t>Según la Tabla 4, 69 de 87 expedientes Tradicionales (no 61) carecen de concentración acreditada. Ver R-11.</w:t>
       </w:r>
     </w:p>
     <w:p>
@@ -7239,11 +7239,11 @@
         <w:t xml:space="preserve">Cambiar por: </w:t>
       </w:r>
       <w:r>
-        <w:t>Usar la cifra verificada en la base (R-10): «(sesenta y nueve de ochenta y siete expedientes sin concentración acreditada)…».</w:t>
+        <w:t>Usar la cifra verificada en la base (R-11): «(sesenta y nueve de ochenta y siete expedientes sin concentración acreditada)…».</w:t>
       </w:r>
     </w:p>
   </w:comment>
-  <w:comment w:id="8" w:author="Revisión de coherencia" w:initials="RC" w:date="2026-09-29T11:41:07Z">
+  <w:comment w:id="8" w:author="Revisión de coherencia" w:initials="RC" w:date="2026-09-29T12:00:58Z">
     <w:p>
       <w:pPr>
         <w:pStyle w:val="CommentText"/>
@@ -7272,7 +7272,7 @@
         <w:t xml:space="preserve">Problema: </w:t>
       </w:r>
       <w:r>
-        <w:t>«Coincidencia plena» excede lo que permite una comparación descriptiva, y la duración no figura en el Cap. VI (R-11).</w:t>
+        <w:t>«Coincidencia plena» excede lo que permite una comparación descriptiva, y la duración no figura en el Cap. VI (R-12).</w:t>
       </w:r>
     </w:p>
     <w:p>
@@ -7304,7 +7304,7 @@
       </w:r>
     </w:p>
   </w:comment>
-  <w:comment w:id="9" w:author="Revisión de coherencia" w:initials="RC" w:date="2026-09-29T11:41:08Z">
+  <w:comment w:id="9" w:author="Revisión de coherencia" w:initials="RC" w:date="2026-09-29T12:00:58Z">
     <w:p>
       <w:pPr>
         <w:pStyle w:val="CommentText"/>
@@ -7365,7 +7365,7 @@
       </w:r>
     </w:p>
   </w:comment>
-  <w:comment w:id="10" w:author="Revisión de coherencia" w:initials="RC" w:date="2026-09-29T11:41:08Z">
+  <w:comment w:id="10" w:author="Revisión de coherencia" w:initials="RC" w:date="2026-09-29T12:00:58Z">
     <w:p>
       <w:pPr>
         <w:pStyle w:val="CommentText"/>
@@ -7426,7 +7426,7 @@
       </w:r>
     </w:p>
   </w:comment>
-  <w:comment w:id="11" w:author="Revisión de coherencia" w:initials="RC" w:date="2026-09-29T11:41:08Z">
+  <w:comment w:id="11" w:author="Revisión de coherencia" w:initials="RC" w:date="2026-09-29T12:00:58Z">
     <w:p>
       <w:pPr>
         <w:pStyle w:val="CommentText"/>
@@ -7487,7 +7487,7 @@
       </w:r>
     </w:p>
   </w:comment>
-  <w:comment w:id="12" w:author="Revisión de coherencia" w:initials="RC" w:date="2026-09-29T11:41:08Z">
+  <w:comment w:id="12" w:author="Revisión de coherencia" w:initials="RC" w:date="2026-09-29T12:00:58Z">
     <w:p>
       <w:pPr>
         <w:pStyle w:val="CommentText"/>
@@ -7548,7 +7548,7 @@
       </w:r>
     </w:p>
   </w:comment>
-  <w:comment w:id="13" w:author="Revisión de coherencia" w:initials="RC" w:date="2026-09-29T11:41:08Z">
+  <w:comment w:id="13" w:author="Revisión de coherencia" w:initials="RC" w:date="2026-09-29T12:00:58Z">
     <w:p>
       <w:pPr>
         <w:pStyle w:val="CommentText"/>
@@ -7609,7 +7609,7 @@
       </w:r>
     </w:p>
   </w:comment>
-  <w:comment w:id="14" w:author="Revisión de coherencia" w:initials="RC" w:date="2026-09-29T11:41:08Z">
+  <w:comment w:id="14" w:author="Revisión de coherencia" w:initials="RC" w:date="2026-09-29T12:00:58Z">
     <w:p>
       <w:pPr>
         <w:pStyle w:val="CommentText"/>
@@ -7670,7 +7670,7 @@
       </w:r>
     </w:p>
   </w:comment>
-  <w:comment w:id="15" w:author="Revisión de coherencia" w:initials="RC" w:date="2026-09-29T11:41:08Z">
+  <w:comment w:id="15" w:author="Revisión de coherencia" w:initials="RC" w:date="2026-09-29T12:00:58Z">
     <w:p>
       <w:pPr>
         <w:pStyle w:val="CommentText"/>
@@ -7713,7 +7713,7 @@
         <w:t xml:space="preserve">Contradice a: </w:t>
       </w:r>
       <w:r>
-        <w:t>Tabla 6 del Cap. VI; ver también R-09.</w:t>
+        <w:t>Tabla 6 del Cap. VI; ver también R-10.</w:t>
       </w:r>
     </w:p>
     <w:p>
@@ -7731,7 +7731,7 @@
       </w:r>
     </w:p>
   </w:comment>
-  <w:comment w:id="16" w:author="Revisión de coherencia" w:initials="RC" w:date="2026-09-29T11:41:08Z">
+  <w:comment w:id="16" w:author="Revisión de coherencia" w:initials="RC" w:date="2026-09-29T12:00:58Z">
     <w:p>
       <w:pPr>
         <w:pStyle w:val="CommentText"/>
@@ -7792,7 +7792,7 @@
       </w:r>
     </w:p>
   </w:comment>
-  <w:comment w:id="17" w:author="Revisión de coherencia" w:initials="RC" w:date="2026-09-29T11:41:08Z">
+  <w:comment w:id="17" w:author="Revisión de coherencia" w:initials="RC" w:date="2026-09-29T12:00:58Z">
     <w:p>
       <w:pPr>
         <w:pStyle w:val="CommentText"/>
@@ -7853,7 +7853,7 @@
       </w:r>
     </w:p>
   </w:comment>
-  <w:comment w:id="18" w:author="Revisión de coherencia" w:initials="RC" w:date="2026-09-29T11:41:08Z">
+  <w:comment w:id="18" w:author="Revisión de coherencia" w:initials="RC" w:date="2026-09-29T12:00:58Z">
     <w:p>
       <w:pPr>
         <w:pStyle w:val="CommentText"/>
@@ -7914,7 +7914,7 @@
       </w:r>
     </w:p>
   </w:comment>
-  <w:comment w:id="19" w:author="Revisión de coherencia" w:initials="RC" w:date="2026-09-29T11:41:08Z">
+  <w:comment w:id="19" w:author="Revisión de coherencia" w:initials="RC" w:date="2026-09-29T12:00:59Z">
     <w:p>
       <w:pPr>
         <w:pStyle w:val="CommentText"/>
@@ -7975,7 +7975,7 @@
       </w:r>
     </w:p>
   </w:comment>
-  <w:comment w:id="20" w:author="Revisión de coherencia" w:initials="RC" w:date="2026-09-29T11:41:08Z">
+  <w:comment w:id="20" w:author="Revisión de coherencia" w:initials="RC" w:date="2026-09-29T12:00:59Z">
     <w:p>
       <w:pPr>
         <w:pStyle w:val="CommentText"/>
@@ -8036,7 +8036,7 @@
       </w:r>
     </w:p>
   </w:comment>
-  <w:comment w:id="21" w:author="Revisión de coherencia" w:initials="RC" w:date="2026-09-29T11:41:08Z">
+  <w:comment w:id="21" w:author="Revisión de coherencia" w:initials="RC" w:date="2026-09-29T12:00:59Z">
     <w:p>
       <w:pPr>
         <w:pStyle w:val="CommentText"/>
@@ -8065,7 +8065,7 @@
         <w:t xml:space="preserve">Problema: </w:t>
       </w:r>
       <w:r>
-        <w:t>Las medias 318,6/313,3 días no figuran en el Cap. VI (R-11), y la conclusión de «rasgo sistémico… y no una deficiencia local» contradice la otra Discusión. Revisar todo el resto del párrafo.</w:t>
+        <w:t>Las medias 318,6/313,3 días no figuran en el Cap. VI (R-12), y la conclusión de «rasgo sistémico… y no una deficiencia local» contradice la otra Discusión. Revisar todo el resto del párrafo.</w:t>
       </w:r>
     </w:p>
     <w:p>
@@ -8097,7 +8097,7 @@
       </w:r>
     </w:p>
   </w:comment>
-  <w:comment w:id="22" w:author="Revisión de coherencia" w:initials="RC" w:date="2026-09-29T11:41:08Z">
+  <w:comment w:id="22" w:author="Revisión de coherencia" w:initials="RC" w:date="2026-09-29T12:00:59Z">
     <w:p>
       <w:pPr>
         <w:pStyle w:val="CommentText"/>
@@ -8158,7 +8158,7 @@
       </w:r>
     </w:p>
   </w:comment>
-  <w:comment w:id="23" w:author="Revisión de coherencia" w:initials="RC" w:date="2026-09-29T11:41:08Z">
+  <w:comment w:id="23" w:author="Revisión de coherencia" w:initials="RC" w:date="2026-09-29T12:00:59Z">
     <w:p>
       <w:pPr>
         <w:pStyle w:val="CommentText"/>
@@ -8219,7 +8219,7 @@
       </w:r>
     </w:p>
   </w:comment>
-  <w:comment w:id="24" w:author="Revisión de coherencia" w:initials="RC" w:date="2026-09-29T11:41:08Z">
+  <w:comment w:id="24" w:author="Revisión de coherencia" w:initials="RC" w:date="2026-09-29T12:00:59Z">
     <w:p>
       <w:pPr>
         <w:pStyle w:val="CommentText"/>
@@ -8280,7 +8280,7 @@
       </w:r>
     </w:p>
   </w:comment>
-  <w:comment w:id="25" w:author="Revisión de coherencia" w:initials="RC" w:date="2026-09-29T11:41:08Z">
+  <w:comment w:id="25" w:author="Revisión de coherencia" w:initials="RC" w:date="2026-09-29T12:00:59Z">
     <w:p>
       <w:pPr>
         <w:pStyle w:val="CommentText"/>
@@ -8341,7 +8341,7 @@
       </w:r>
     </w:p>
   </w:comment>
-  <w:comment w:id="26" w:author="Revisión de coherencia" w:initials="RC" w:date="2026-09-29T11:41:08Z">
+  <w:comment w:id="26" w:author="Revisión de coherencia" w:initials="RC" w:date="2026-09-29T12:00:59Z">
     <w:p>
       <w:pPr>
         <w:pStyle w:val="CommentText"/>
@@ -8402,7 +8402,7 @@
       </w:r>
     </w:p>
   </w:comment>
-  <w:comment w:id="27" w:author="Revisión de coherencia" w:initials="RC" w:date="2026-09-29T11:41:08Z">
+  <w:comment w:id="27" w:author="Revisión de coherencia" w:initials="RC" w:date="2026-09-29T12:00:59Z">
     <w:p>
       <w:pPr>
         <w:pStyle w:val="CommentText"/>
@@ -8463,7 +8463,7 @@
       </w:r>
     </w:p>
   </w:comment>
-  <w:comment w:id="28" w:author="Revisión de coherencia" w:initials="RC" w:date="2026-09-29T11:41:08Z">
+  <w:comment w:id="28" w:author="Revisión de coherencia" w:initials="RC" w:date="2026-09-29T12:00:59Z">
     <w:p>
       <w:pPr>
         <w:pStyle w:val="CommentText"/>
@@ -8520,11 +8520,11 @@
         <w:t xml:space="preserve">Cambiar por: </w:t>
       </w:r>
       <w:r>
-        <w:t>Reponer la Tabla «Comprobación de la hipótesis por dimensión de análisis» (versión del repositorio, con d) 15,1 % → 28,8 %: «No comprobada») o suprimir la remisión. Numerarla según R-15.</w:t>
+        <w:t>Reponer la Tabla «Comprobación de la hipótesis por dimensión de análisis» (versión del repositorio, con d) 15,1 % → 28,8 %: «No comprobada») o suprimir la remisión. Numerarla según R-16.</w:t>
       </w:r>
     </w:p>
   </w:comment>
-  <w:comment w:id="29" w:author="Revisión de coherencia" w:initials="RC" w:date="2026-09-29T11:41:08Z">
+  <w:comment w:id="29" w:author="Revisión de coherencia" w:initials="RC" w:date="2026-09-29T12:00:59Z">
     <w:p>
       <w:pPr>
         <w:pStyle w:val="CommentText"/>
@@ -8585,7 +8585,7 @@
       </w:r>
     </w:p>
   </w:comment>
-  <w:comment w:id="30" w:author="Revisión de coherencia" w:initials="RC" w:date="2026-09-29T11:41:08Z">
+  <w:comment w:id="30" w:author="Revisión de coherencia" w:initials="RC" w:date="2026-09-29T12:00:59Z">
     <w:p>
       <w:pPr>
         <w:pStyle w:val="CommentText"/>

--- a/MARCADO_DISCUSION_JUAN_QUISPE_LEON_final_4.docx
+++ b/MARCADO_DISCUSION_JUAN_QUISPE_LEON_final_4.docx
@@ -6765,7 +6765,7 @@
 
 <file path=word/comments.xml><?xml version="1.0" encoding="utf-8"?>
 <w:comments xmlns:a="http://schemas.openxmlformats.org/drawingml/2006/main" xmlns:pic="http://schemas.openxmlformats.org/drawingml/2006/picture" xmlns:r="http://schemas.openxmlformats.org/officeDocument/2006/relationships" xmlns:w="http://schemas.openxmlformats.org/wordprocessingml/2006/main" xmlns:wp="http://schemas.openxmlformats.org/drawingml/2006/wordprocessingDrawing" xmlns:mc="http://schemas.openxmlformats.org/markup-compatibility/2006" xmlns:a14="http://schemas.microsoft.com/office/drawing/2010/main" xmlns:w14="http://schemas.microsoft.com/office/word/2010/wordml" xmlns:wpc="http://schemas.microsoft.com/office/word/2010/wordprocessingCanvas">
-  <w:comment w:id="0" w:author="Revisión de coherencia" w:initials="RC" w:date="2026-09-29T12:00:58Z">
+  <w:comment w:id="0" w:author="Revisión de coherencia" w:initials="RC" w:date="2026-09-29T12:52:43Z">
     <w:p>
       <w:pPr>
         <w:pStyle w:val="CommentText"/>
@@ -6816,7 +6816,7 @@
       </w:r>
     </w:p>
   </w:comment>
-  <w:comment w:id="1" w:author="Revisión de coherencia" w:initials="RC" w:date="2026-09-29T12:00:58Z">
+  <w:comment w:id="1" w:author="Revisión de coherencia" w:initials="RC" w:date="2026-09-29T12:52:43Z">
     <w:p>
       <w:pPr>
         <w:pStyle w:val="CommentText"/>
@@ -6877,7 +6877,7 @@
       </w:r>
     </w:p>
   </w:comment>
-  <w:comment w:id="2" w:author="Revisión de coherencia" w:initials="RC" w:date="2026-09-29T12:00:58Z">
+  <w:comment w:id="2" w:author="Revisión de coherencia" w:initials="RC" w:date="2026-09-29T12:52:43Z">
     <w:p>
       <w:pPr>
         <w:pStyle w:val="CommentText"/>
@@ -6938,7 +6938,7 @@
       </w:r>
     </w:p>
   </w:comment>
-  <w:comment w:id="3" w:author="Revisión de coherencia" w:initials="RC" w:date="2026-09-29T12:00:58Z">
+  <w:comment w:id="3" w:author="Revisión de coherencia" w:initials="RC" w:date="2026-09-29T12:52:43Z">
     <w:p>
       <w:pPr>
         <w:pStyle w:val="CommentText"/>
@@ -6999,7 +6999,7 @@
       </w:r>
     </w:p>
   </w:comment>
-  <w:comment w:id="4" w:author="Revisión de coherencia" w:initials="RC" w:date="2026-09-29T12:00:58Z">
+  <w:comment w:id="4" w:author="Revisión de coherencia" w:initials="RC" w:date="2026-09-29T12:52:43Z">
     <w:p>
       <w:pPr>
         <w:pStyle w:val="CommentText"/>
@@ -7060,7 +7060,7 @@
       </w:r>
     </w:p>
   </w:comment>
-  <w:comment w:id="5" w:author="Revisión de coherencia" w:initials="RC" w:date="2026-09-29T12:00:58Z">
+  <w:comment w:id="5" w:author="Revisión de coherencia" w:initials="RC" w:date="2026-09-29T12:52:43Z">
     <w:p>
       <w:pPr>
         <w:pStyle w:val="CommentText"/>
@@ -7121,7 +7121,7 @@
       </w:r>
     </w:p>
   </w:comment>
-  <w:comment w:id="6" w:author="Revisión de coherencia" w:initials="RC" w:date="2026-09-29T12:00:58Z">
+  <w:comment w:id="6" w:author="Revisión de coherencia" w:initials="RC" w:date="2026-09-29T12:52:43Z">
     <w:p>
       <w:pPr>
         <w:pStyle w:val="CommentText"/>
@@ -7182,7 +7182,7 @@
       </w:r>
     </w:p>
   </w:comment>
-  <w:comment w:id="7" w:author="Revisión de coherencia" w:initials="RC" w:date="2026-09-29T12:00:58Z">
+  <w:comment w:id="7" w:author="Revisión de coherencia" w:initials="RC" w:date="2026-09-29T12:52:43Z">
     <w:p>
       <w:pPr>
         <w:pStyle w:val="CommentText"/>
@@ -7243,7 +7243,7 @@
       </w:r>
     </w:p>
   </w:comment>
-  <w:comment w:id="8" w:author="Revisión de coherencia" w:initials="RC" w:date="2026-09-29T12:00:58Z">
+  <w:comment w:id="8" w:author="Revisión de coherencia" w:initials="RC" w:date="2026-09-29T12:52:43Z">
     <w:p>
       <w:pPr>
         <w:pStyle w:val="CommentText"/>
@@ -7304,7 +7304,7 @@
       </w:r>
     </w:p>
   </w:comment>
-  <w:comment w:id="9" w:author="Revisión de coherencia" w:initials="RC" w:date="2026-09-29T12:00:58Z">
+  <w:comment w:id="9" w:author="Revisión de coherencia" w:initials="RC" w:date="2026-09-29T12:52:43Z">
     <w:p>
       <w:pPr>
         <w:pStyle w:val="CommentText"/>
@@ -7365,7 +7365,7 @@
       </w:r>
     </w:p>
   </w:comment>
-  <w:comment w:id="10" w:author="Revisión de coherencia" w:initials="RC" w:date="2026-09-29T12:00:58Z">
+  <w:comment w:id="10" w:author="Revisión de coherencia" w:initials="RC" w:date="2026-09-29T12:52:43Z">
     <w:p>
       <w:pPr>
         <w:pStyle w:val="CommentText"/>
@@ -7426,7 +7426,7 @@
       </w:r>
     </w:p>
   </w:comment>
-  <w:comment w:id="11" w:author="Revisión de coherencia" w:initials="RC" w:date="2026-09-29T12:00:58Z">
+  <w:comment w:id="11" w:author="Revisión de coherencia" w:initials="RC" w:date="2026-09-29T12:52:43Z">
     <w:p>
       <w:pPr>
         <w:pStyle w:val="CommentText"/>
@@ -7487,7 +7487,7 @@
       </w:r>
     </w:p>
   </w:comment>
-  <w:comment w:id="12" w:author="Revisión de coherencia" w:initials="RC" w:date="2026-09-29T12:00:58Z">
+  <w:comment w:id="12" w:author="Revisión de coherencia" w:initials="RC" w:date="2026-09-29T12:52:43Z">
     <w:p>
       <w:pPr>
         <w:pStyle w:val="CommentText"/>
@@ -7548,7 +7548,7 @@
       </w:r>
     </w:p>
   </w:comment>
-  <w:comment w:id="13" w:author="Revisión de coherencia" w:initials="RC" w:date="2026-09-29T12:00:58Z">
+  <w:comment w:id="13" w:author="Revisión de coherencia" w:initials="RC" w:date="2026-09-29T12:52:43Z">
     <w:p>
       <w:pPr>
         <w:pStyle w:val="CommentText"/>
@@ -7609,7 +7609,7 @@
       </w:r>
     </w:p>
   </w:comment>
-  <w:comment w:id="14" w:author="Revisión de coherencia" w:initials="RC" w:date="2026-09-29T12:00:58Z">
+  <w:comment w:id="14" w:author="Revisión de coherencia" w:initials="RC" w:date="2026-09-29T12:52:43Z">
     <w:p>
       <w:pPr>
         <w:pStyle w:val="CommentText"/>
@@ -7670,7 +7670,7 @@
       </w:r>
     </w:p>
   </w:comment>
-  <w:comment w:id="15" w:author="Revisión de coherencia" w:initials="RC" w:date="2026-09-29T12:00:58Z">
+  <w:comment w:id="15" w:author="Revisión de coherencia" w:initials="RC" w:date="2026-09-29T12:52:43Z">
     <w:p>
       <w:pPr>
         <w:pStyle w:val="CommentText"/>
@@ -7731,7 +7731,7 @@
       </w:r>
     </w:p>
   </w:comment>
-  <w:comment w:id="16" w:author="Revisión de coherencia" w:initials="RC" w:date="2026-09-29T12:00:58Z">
+  <w:comment w:id="16" w:author="Revisión de coherencia" w:initials="RC" w:date="2026-09-29T12:52:43Z">
     <w:p>
       <w:pPr>
         <w:pStyle w:val="CommentText"/>
@@ -7792,7 +7792,7 @@
       </w:r>
     </w:p>
   </w:comment>
-  <w:comment w:id="17" w:author="Revisión de coherencia" w:initials="RC" w:date="2026-09-29T12:00:58Z">
+  <w:comment w:id="17" w:author="Revisión de coherencia" w:initials="RC" w:date="2026-09-29T12:52:43Z">
     <w:p>
       <w:pPr>
         <w:pStyle w:val="CommentText"/>
@@ -7853,7 +7853,7 @@
       </w:r>
     </w:p>
   </w:comment>
-  <w:comment w:id="18" w:author="Revisión de coherencia" w:initials="RC" w:date="2026-09-29T12:00:58Z">
+  <w:comment w:id="18" w:author="Revisión de coherencia" w:initials="RC" w:date="2026-09-29T12:52:43Z">
     <w:p>
       <w:pPr>
         <w:pStyle w:val="CommentText"/>
@@ -7914,7 +7914,7 @@
       </w:r>
     </w:p>
   </w:comment>
-  <w:comment w:id="19" w:author="Revisión de coherencia" w:initials="RC" w:date="2026-09-29T12:00:59Z">
+  <w:comment w:id="19" w:author="Revisión de coherencia" w:initials="RC" w:date="2026-09-29T12:52:43Z">
     <w:p>
       <w:pPr>
         <w:pStyle w:val="CommentText"/>
@@ -7975,7 +7975,7 @@
       </w:r>
     </w:p>
   </w:comment>
-  <w:comment w:id="20" w:author="Revisión de coherencia" w:initials="RC" w:date="2026-09-29T12:00:59Z">
+  <w:comment w:id="20" w:author="Revisión de coherencia" w:initials="RC" w:date="2026-09-29T12:52:43Z">
     <w:p>
       <w:pPr>
         <w:pStyle w:val="CommentText"/>
@@ -8036,7 +8036,7 @@
       </w:r>
     </w:p>
   </w:comment>
-  <w:comment w:id="21" w:author="Revisión de coherencia" w:initials="RC" w:date="2026-09-29T12:00:59Z">
+  <w:comment w:id="21" w:author="Revisión de coherencia" w:initials="RC" w:date="2026-09-29T12:52:43Z">
     <w:p>
       <w:pPr>
         <w:pStyle w:val="CommentText"/>
@@ -8097,7 +8097,7 @@
       </w:r>
     </w:p>
   </w:comment>
-  <w:comment w:id="22" w:author="Revisión de coherencia" w:initials="RC" w:date="2026-09-29T12:00:59Z">
+  <w:comment w:id="22" w:author="Revisión de coherencia" w:initials="RC" w:date="2026-09-29T12:52:43Z">
     <w:p>
       <w:pPr>
         <w:pStyle w:val="CommentText"/>
@@ -8158,7 +8158,7 @@
       </w:r>
     </w:p>
   </w:comment>
-  <w:comment w:id="23" w:author="Revisión de coherencia" w:initials="RC" w:date="2026-09-29T12:00:59Z">
+  <w:comment w:id="23" w:author="Revisión de coherencia" w:initials="RC" w:date="2026-09-29T12:52:43Z">
     <w:p>
       <w:pPr>
         <w:pStyle w:val="CommentText"/>
@@ -8219,7 +8219,7 @@
       </w:r>
     </w:p>
   </w:comment>
-  <w:comment w:id="24" w:author="Revisión de coherencia" w:initials="RC" w:date="2026-09-29T12:00:59Z">
+  <w:comment w:id="24" w:author="Revisión de coherencia" w:initials="RC" w:date="2026-09-29T12:52:43Z">
     <w:p>
       <w:pPr>
         <w:pStyle w:val="CommentText"/>
@@ -8280,7 +8280,7 @@
       </w:r>
     </w:p>
   </w:comment>
-  <w:comment w:id="25" w:author="Revisión de coherencia" w:initials="RC" w:date="2026-09-29T12:00:59Z">
+  <w:comment w:id="25" w:author="Revisión de coherencia" w:initials="RC" w:date="2026-09-29T12:52:43Z">
     <w:p>
       <w:pPr>
         <w:pStyle w:val="CommentText"/>
@@ -8341,7 +8341,7 @@
       </w:r>
     </w:p>
   </w:comment>
-  <w:comment w:id="26" w:author="Revisión de coherencia" w:initials="RC" w:date="2026-09-29T12:00:59Z">
+  <w:comment w:id="26" w:author="Revisión de coherencia" w:initials="RC" w:date="2026-09-29T12:52:43Z">
     <w:p>
       <w:pPr>
         <w:pStyle w:val="CommentText"/>
@@ -8402,7 +8402,7 @@
       </w:r>
     </w:p>
   </w:comment>
-  <w:comment w:id="27" w:author="Revisión de coherencia" w:initials="RC" w:date="2026-09-29T12:00:59Z">
+  <w:comment w:id="27" w:author="Revisión de coherencia" w:initials="RC" w:date="2026-09-29T12:52:43Z">
     <w:p>
       <w:pPr>
         <w:pStyle w:val="CommentText"/>
@@ -8463,7 +8463,7 @@
       </w:r>
     </w:p>
   </w:comment>
-  <w:comment w:id="28" w:author="Revisión de coherencia" w:initials="RC" w:date="2026-09-29T12:00:59Z">
+  <w:comment w:id="28" w:author="Revisión de coherencia" w:initials="RC" w:date="2026-09-29T12:52:43Z">
     <w:p>
       <w:pPr>
         <w:pStyle w:val="CommentText"/>
@@ -8524,7 +8524,7 @@
       </w:r>
     </w:p>
   </w:comment>
-  <w:comment w:id="29" w:author="Revisión de coherencia" w:initials="RC" w:date="2026-09-29T12:00:59Z">
+  <w:comment w:id="29" w:author="Revisión de coherencia" w:initials="RC" w:date="2026-09-29T12:52:43Z">
     <w:p>
       <w:pPr>
         <w:pStyle w:val="CommentText"/>
@@ -8585,7 +8585,7 @@
       </w:r>
     </w:p>
   </w:comment>
-  <w:comment w:id="30" w:author="Revisión de coherencia" w:initials="RC" w:date="2026-09-29T12:00:59Z">
+  <w:comment w:id="30" w:author="Revisión de coherencia" w:initials="RC" w:date="2026-09-29T12:52:43Z">
     <w:p>
       <w:pPr>
         <w:pStyle w:val="CommentText"/>

--- a/MARCADO_DISCUSION_JUAN_QUISPE_LEON_final_4.docx
+++ b/MARCADO_DISCUSION_JUAN_QUISPE_LEON_final_4.docx
@@ -5668,14 +5668,23 @@
             <w:pPr>
               <w:spacing w:before="20" w:after="20"/>
             </w:pPr>
+            <w:commentRangeStart w:id="17"/>
             <w:r>
               <w:rPr>
                 <w:b/>
                 <w:bCs/>
                 <w:sz w:val="20"/>
                 <w:szCs w:val="20"/>
+                <w:highlight w:val="magenta"/>
               </w:rPr>
               <w:t>Resultado del control (universo de sentencias: 2018, n = 281; 2024, n = 328)</w:t>
+            </w:r>
+            <w:commentRangeEnd w:id="17"/>
+            <w:r>
+              <w:rPr>
+                <w:rStyle w:val="CommentReference"/>
+              </w:rPr>
+              <w:commentReference w:id="17"/>
             </w:r>
           </w:p>
         </w:tc>
@@ -6303,7 +6312,7 @@
         </w:rPr>
         <w:t xml:space="preserve">La doctrina sobre sana crítica converge con esta lectura. Maturana, citado por Palomo Vélez (2009), sostiene que la prudente apreciación de las pruebas en ningún caso es sinónimo de irracionalidad o arbitrariedad, sino que en los sistemas de prueba racional la valoración debe someterse a reglas que garanticen su racionalidad, coherencia y corrección lógica. Y la tesis del propio Palomo Vélez (2009), para quien la inmediación no es un atributo accesorio de la oralidad sino su justificación epistémica, en la medida en que la calidad del juicio de hecho depende de que quien valora la prueba haya presenciado su producción, </w:t>
       </w:r>
-      <w:commentRangeStart w:id="17"/>
+      <w:commentRangeStart w:id="18"/>
       <w:r>
         <w:rPr>
           <w:color w:val="000000"/>
@@ -6311,12 +6320,12 @@
         </w:rPr>
         <w:t xml:space="preserve">encuentra confirmación exacta: los vicios probatorios que exigen inmediación (prueba de oficio irregular y falta de contradictorio de la prueba) alcanzan el 1,9 % bajo el modelo escritural y se sitúan en el 1,9 % y el 1,9 %, respectivamente, bajo el MCCLO.</w:t>
       </w:r>
-      <w:commentRangeEnd w:id="17"/>
+      <w:commentRangeEnd w:id="18"/>
       <w:r>
         <w:rPr>
           <w:rStyle w:val="CommentReference"/>
         </w:rPr>
-        <w:commentReference w:id="17"/>
+        <w:commentReference w:id="18"/>
       </w:r>
       <w:r>
         <w:rPr>
@@ -6330,7 +6339,7 @@
         <w:spacing w:after="120" w:line="360" w:lineRule="auto"/>
         <w:jc w:val="both"/>
       </w:pPr>
-      <w:commentRangeStart w:id="18"/>
+      <w:commentRangeStart w:id="19"/>
       <w:r>
         <w:rPr>
           <w:color w:val="000000"/>
@@ -6340,12 +6349,12 @@
         <w:lastRenderedPageBreak/>
         <w:t>jurisdiccional tanto para las partes como para el resto de la sociedad; esa doble función, endoprocesal y extraprocesal, es la que la ficha verificó al examinar si la Sala pudo controlar la concordancia entre lo saneado y lo valorado. Cavani (2017), al precisar que lo que se impugna es la decisión y que se cuestionan uno o más extremos de la resolución, ofrece el sustento teórico de la unidad de análisis del control de segunda instancia empleada en la Tabla 6.</w:t>
       </w:r>
-      <w:commentRangeEnd w:id="18"/>
+      <w:commentRangeEnd w:id="19"/>
       <w:r>
         <w:rPr>
           <w:rStyle w:val="CommentReference"/>
         </w:rPr>
-        <w:commentReference w:id="18"/>
+        <w:commentReference w:id="19"/>
       </w:r>
     </w:p>
     <w:p>
@@ -6375,7 +6384,7 @@
         </w:rPr>
         <w:t xml:space="preserve">Giovanazzi de la Sotta y Giovanazzi de la Sotta (2019) concluyeron que las deficiencias en la fundamentación de las sentencias constituyen una causa recurrente de nulidad, que resulta indispensable diferenciar la motivación judicial de la valoración racional de la prueba, y que la falta de criterios claros incrementa el trabajo de los tribunales superiores y prolonga la duración del proceso. La coincidencia con el hallazgo consiste en que la estabilidad de una sentencia depende de la adecuada fundamentación de sus premisas fácticas y de la valoración completa de la prueba: </w:t>
       </w:r>
-      <w:commentRangeStart w:id="19"/>
+      <w:commentRangeStart w:id="20"/>
       <w:r>
         <w:rPr>
           <w:color w:val="000000"/>
@@ -6383,12 +6392,12 @@
         </w:rPr>
         <w:t xml:space="preserve">la omisión de valoración de prueba decisiva pasó del 3,8 % al 11,5 % y las anulaciones del 21,7 % al 20,1 % de las sentencias de cada período (Tabla 6), lo que confirma que las deficiencias probatorias y de motivación externa incrementan la probabilidad de anulación</w:t>
       </w:r>
-      <w:commentRangeEnd w:id="19"/>
+      <w:commentRangeEnd w:id="20"/>
       <w:r>
         <w:rPr>
           <w:rStyle w:val="CommentReference"/>
         </w:rPr>
-        <w:commentReference w:id="19"/>
+        <w:commentReference w:id="20"/>
       </w:r>
       <w:r>
         <w:rPr>
@@ -6408,7 +6417,7 @@
         </w:rPr>
         <w:t xml:space="preserve">Groppo (2024) examina la compatibilidad de la sentencia oral con las garantías del debido proceso y concluye que su viabilidad depende del registro audiovisual íntegro y de la posterior documentación estructurada del fallo, descartando la objeción de que la oralidad decisoria degrade la motivación. </w:t>
       </w:r>
-      <w:commentRangeStart w:id="20"/>
+      <w:commentRangeStart w:id="21"/>
       <w:r>
         <w:rPr>
           <w:color w:val="000000"/>
@@ -6416,12 +6425,12 @@
         </w:rPr>
         <w:t xml:space="preserve">El hallazgo de esta investigación le suministra el sustento empírico ausente: cinco expedientes registran sentencia expedida en audiencia y ninguno de ellos fue anulado por defecto de motivación.</w:t>
       </w:r>
-      <w:commentRangeEnd w:id="20"/>
+      <w:commentRangeEnd w:id="21"/>
       <w:r>
         <w:rPr>
           <w:rStyle w:val="CommentReference"/>
         </w:rPr>
-        <w:commentReference w:id="20"/>
+        <w:commentReference w:id="21"/>
       </w:r>
     </w:p>
     <w:p>
@@ -6429,7 +6438,7 @@
         <w:spacing w:after="120" w:line="360" w:lineRule="auto"/>
         <w:jc w:val="both"/>
       </w:pPr>
-      <w:commentRangeStart w:id="21"/>
+      <w:commentRangeStart w:id="22"/>
       <w:r>
         <w:rPr>
           <w:color w:val="000000"/>
@@ -6439,12 +6448,12 @@
         <w:lastRenderedPageBreak/>
         <w:t>implementación, en tanto los modelos de litigación oral se construyeron sobre la audiencia de primera instancia y no reformularon el método de trabajo de los órganos colegiados.</w:t>
       </w:r>
-      <w:commentRangeEnd w:id="21"/>
+      <w:commentRangeEnd w:id="22"/>
       <w:r>
         <w:rPr>
           <w:rStyle w:val="CommentReference"/>
         </w:rPr>
-        <w:commentReference w:id="21"/>
+        <w:commentReference w:id="22"/>
       </w:r>
     </w:p>
     <w:p>
@@ -6474,7 +6483,7 @@
         </w:rPr>
         <w:t xml:space="preserve">La integración de los dos objetivos específicos permite reconstruir el tránsito entre ambos modelos. Bajo el modelo escritural, la sentencia típica era una decisión construida sobre un expediente cuya formación el juez sentenciador no había presenciado. El saneamiento se realizaba por resoluciones sucesivas y separadas (solo el 20,7 % de los expedientes registra concentración), se admitía prueba que después no se actuaba ni se valoraba, y la sentencia arrastraba ese vicio de origen: </w:t>
       </w:r>
-      <w:commentRangeStart w:id="22"/>
+      <w:commentRangeStart w:id="23"/>
       <w:r>
         <w:rPr>
           <w:color w:val="000000"/>
@@ -6482,12 +6491,12 @@
         </w:rPr>
         <w:t xml:space="preserve">en el 76,5 % de los expedientes revisados la Sala verificó concordancia únicamente parcial entre lo saneado y lo valorado, y ninguno de ellos fue confirmado. El resultado agregado es que el 34,5 % de las sentencias Tradicionales sometidas a control fueron censuradas (21,7 % anuladas y 12,8 % revocadas; Tabla 6), y que casi la mitad de los expedientes (48,8 %) acumuló al menos una anulación previa.</w:t>
       </w:r>
-      <w:commentRangeEnd w:id="22"/>
+      <w:commentRangeEnd w:id="23"/>
       <w:r>
         <w:rPr>
           <w:rStyle w:val="CommentReference"/>
         </w:rPr>
-        <w:commentReference w:id="22"/>
+        <w:commentReference w:id="23"/>
       </w:r>
     </w:p>
     <w:p>
@@ -6501,7 +6510,7 @@
         </w:rPr>
         <w:t xml:space="preserve">Bajo el modelo Oralidad, la sentencia típica es una decisión próxima al debate, dictada tras una audiencia que concentró el saneamiento, fijó los puntos controvertidos delante de las partes y admitió y actuó la prueba. </w:t>
       </w:r>
-      <w:commentRangeStart w:id="23"/>
+      <w:commentRangeStart w:id="24"/>
       <w:r>
         <w:rPr>
           <w:color w:val="000000"/>
@@ -6509,12 +6518,12 @@
         </w:rPr>
         <w:t xml:space="preserve">En el 66,0 % de los expedientes controlados la Sala verificó concordancia total entre lo saneado y lo valorado, y el 72,6 % de las sentencias resistió el examen (frente al 65,5 % del período Tradicional), mientras la revocación descendió del 12,8 % al 7,3 %. Las censuras subsistentes se concentran en la omisión de valoración (11,5 %) y en el error de valoración que cambia el sentido del fallo (19,2 %), es decir, en defectos de juicio corregibles en la propia alzada, y ya no en defectos de actividad que obliguen a retrotraer el proceso.</w:t>
       </w:r>
-      <w:commentRangeEnd w:id="23"/>
+      <w:commentRangeEnd w:id="24"/>
       <w:r>
         <w:rPr>
           <w:rStyle w:val="CommentReference"/>
         </w:rPr>
-        <w:commentReference w:id="23"/>
+        <w:commentReference w:id="24"/>
       </w:r>
     </w:p>
     <w:p>
@@ -6531,7 +6540,7 @@
         <w:spacing w:after="120" w:line="360" w:lineRule="auto"/>
         <w:jc w:val="both"/>
       </w:pPr>
-      <w:commentRangeStart w:id="24"/>
+      <w:commentRangeStart w:id="25"/>
       <w:r>
         <w:rPr>
           <w:highlight w:val="magenta"/>
@@ -6540,12 +6549,12 @@
         <w:lastRenderedPageBreak/>
         <w:t>o limitación de los medios probatorios ofrecidos, justificación que no puede considerarse implícita. Trasladada al acta de audiencia preliminar, la exigencia se traduce en la identificación individualizada de cada medio de prueba admitido o rechazado y en la expresión de la razón del rechazo, condición de posibilidad del control ulterior de la concordancia.</w:t>
       </w:r>
-      <w:commentRangeEnd w:id="24"/>
+      <w:commentRangeEnd w:id="25"/>
       <w:r>
         <w:rPr>
           <w:rStyle w:val="CommentReference"/>
         </w:rPr>
-        <w:commentReference w:id="24"/>
+        <w:commentReference w:id="25"/>
       </w:r>
     </w:p>
     <w:p>
@@ -6556,19 +6565,19 @@
       <w:r>
         <w:t xml:space="preserve">El segundo es la decisión. Solo cinco de ciento sesenta y siete expedientes registran sentencia expedida dentro de la audiencia, y apenas tres consignan lectura oral del sentido del fallo. El modelo concentró el debate, pero no la decisión, </w:t>
       </w:r>
-      <w:commentRangeStart w:id="25"/>
+      <w:commentRangeStart w:id="26"/>
       <w:r>
         <w:rPr>
           <w:highlight w:val="yellow"/>
         </w:rPr>
         <w:t xml:space="preserve">de modo que el tiempo ganado en la audiencia se pierde parcialmente en la elaboración escrita posterior. Es significativo, sin embargo, que ninguno de los expedientes con sentencia expedida en audiencia haya sido anulado por defecto de motivación, lo que desmiente la objeción intuitiva de que la decisión oral comprometería la calidad del razonamiento.</w:t>
       </w:r>
-      <w:commentRangeEnd w:id="25"/>
+      <w:commentRangeEnd w:id="26"/>
       <w:r>
         <w:rPr>
           <w:rStyle w:val="CommentReference"/>
         </w:rPr>
-        <w:commentReference w:id="25"/>
+        <w:commentReference w:id="26"/>
       </w:r>
     </w:p>
     <w:p>
@@ -6585,7 +6594,7 @@
         </w:rPr>
         <w:t xml:space="preserve">defectos del propio órgano jurisdiccional, conforme al estándar de la STC 3509-2009-PHC/TC. </w:t>
       </w:r>
-      <w:commentRangeStart w:id="26"/>
+      <w:commentRangeStart w:id="27"/>
       <w:r>
         <w:rPr>
           <w:color w:val="000000"/>
@@ -6593,12 +6602,12 @@
         </w:rPr>
         <w:t xml:space="preserve">Bajo ese estándar, la ganancia del modelo Oralidad es real aunque la alzada no se haya acelerado: el descenso de la reincidencia anulatoria del 48,8 % al 19,3 % reduce el número de veces que el proceso debe recorrer el control superior, que es la variable efectivamente sensible a la actuación del órgano jurisdiccional. La mejora, por tanto, no proviene únicamente de la realización de audiencias, sino de la trazabilidad entre los hechos controvertidos, la prueba admitida, su actuación, su valoración y la motivación de la sentencia.</w:t>
       </w:r>
-      <w:commentRangeEnd w:id="26"/>
+      <w:commentRangeEnd w:id="27"/>
       <w:r>
         <w:rPr>
           <w:rStyle w:val="CommentReference"/>
         </w:rPr>
-        <w:commentReference w:id="26"/>
+        <w:commentReference w:id="27"/>
       </w:r>
     </w:p>
     <w:p>
@@ -6624,7 +6633,7 @@
           <w:lang w:val="es-PE"/>
         </w:rPr>
       </w:pPr>
-      <w:commentRangeStart w:id="27"/>
+      <w:commentRangeStart w:id="28"/>
       <w:r>
         <w:rPr>
           <w:highlight w:val="cyan"/>
@@ -6634,12 +6643,12 @@
         <w:lastRenderedPageBreak/>
         <w:t>comprobada en función de si la evidencia documental, apreciada por dimensión de análisis, resulta o no consistente con la mejora postulada.</w:t>
       </w:r>
-      <w:commentRangeEnd w:id="27"/>
+      <w:commentRangeEnd w:id="28"/>
       <w:r>
         <w:rPr>
           <w:rStyle w:val="CommentReference"/>
         </w:rPr>
-        <w:commentReference w:id="27"/>
+        <w:commentReference w:id="28"/>
       </w:r>
     </w:p>
     <w:p>
@@ -6655,7 +6664,7 @@
         </w:rPr>
         <w:t xml:space="preserve">Apreciada por dimensiones, la evidencia documental conduce a declarar la hipótesis parcialmente comprobada </w:t>
       </w:r>
-      <w:commentRangeStart w:id="28"/>
+      <w:commentRangeStart w:id="29"/>
       <w:r>
         <w:rPr>
           <w:highlight w:val="cyan"/>
@@ -6663,12 +6672,12 @@
         </w:rPr>
         <w:t xml:space="preserve">(Tabla 7)</w:t>
       </w:r>
-      <w:commentRangeEnd w:id="28"/>
+      <w:commentRangeEnd w:id="29"/>
       <w:r>
         <w:rPr>
           <w:rStyle w:val="CommentReference"/>
         </w:rPr>
-        <w:commentReference w:id="28"/>
+        <w:commentReference w:id="29"/>
       </w:r>
       <w:r>
         <w:rPr>
@@ -6690,7 +6699,7 @@
         </w:rPr>
         <w:t xml:space="preserve">En la dimensión de estabilidad de la sentencia frente al control superior, la evidencia es favorable a la hipótesis: sobre el universo de sentencias de cada período, la confirmación asciende del 65,5 % (184 de 281) en 2018 al 72,6 % (238 de 328) en 2024, la revocación desciende del 12,8 % al 7,3 % y la anulación se mantiene prácticamente estable (21,7 % y 20,1 %). En la dimensión de la calidad de la motivación, examinada en las sentencias anuladas (53 del período Tradicional y 52 del período Oralidad), no se advierte una diferencia de conjunto: los vicios de la tipología Llamoja concurren en proporciones semejantes en ambos períodos, con un desplazamiento cualitativo, pues disminuye la motivación sustancialmente incongruente (del 32,1 % al 25,0 %) y gana peso la motivación insuficiente </w:t>
       </w:r>
-      <w:commentRangeStart w:id="29"/>
+      <w:commentRangeStart w:id="30"/>
       <w:r>
         <w:rPr>
           <w:highlight w:val="magenta"/>
@@ -6698,12 +6707,12 @@
         </w:rPr>
         <w:t xml:space="preserve">(del 13,2 % al 21,2 %)</w:t>
       </w:r>
-      <w:commentRangeEnd w:id="29"/>
+      <w:commentRangeEnd w:id="30"/>
       <w:r>
         <w:rPr>
           <w:rStyle w:val="CommentReference"/>
         </w:rPr>
-        <w:commentReference w:id="29"/>
+        <w:commentReference w:id="30"/>
       </w:r>
       <w:r>
         <w:rPr>
@@ -6725,7 +6734,7 @@
         </w:rPr>
         <w:t xml:space="preserve">En consecuencia, </w:t>
       </w:r>
-      <w:commentRangeStart w:id="30"/>
+      <w:commentRangeStart w:id="31"/>
       <w:r>
         <w:rPr>
           <w:highlight w:val="yellow"/>
@@ -6733,12 +6742,12 @@
         </w:rPr>
         <w:t xml:space="preserve">el Modelo de Oralidad Civil mejoró significativamente la estructura del proceso</w:t>
       </w:r>
-      <w:commentRangeEnd w:id="30"/>
+      <w:commentRangeEnd w:id="31"/>
       <w:r>
         <w:rPr>
           <w:rStyle w:val="CommentReference"/>
         </w:rPr>
-        <w:commentReference w:id="30"/>
+        <w:commentReference w:id="31"/>
       </w:r>
       <w:r>
         <w:rPr>
@@ -6765,7 +6774,7 @@
 
 <file path=word/comments.xml><?xml version="1.0" encoding="utf-8"?>
 <w:comments xmlns:a="http://schemas.openxmlformats.org/drawingml/2006/main" xmlns:pic="http://schemas.openxmlformats.org/drawingml/2006/picture" xmlns:r="http://schemas.openxmlformats.org/officeDocument/2006/relationships" xmlns:w="http://schemas.openxmlformats.org/wordprocessingml/2006/main" xmlns:wp="http://schemas.openxmlformats.org/drawingml/2006/wordprocessingDrawing" xmlns:mc="http://schemas.openxmlformats.org/markup-compatibility/2006" xmlns:a14="http://schemas.microsoft.com/office/drawing/2010/main" xmlns:w14="http://schemas.microsoft.com/office/word/2010/wordml" xmlns:wpc="http://schemas.microsoft.com/office/word/2010/wordprocessingCanvas">
-  <w:comment w:id="0" w:author="Revisión de coherencia" w:initials="RC" w:date="2026-09-29T12:52:43Z">
+  <w:comment w:id="0" w:author="Revisión de coherencia" w:initials="RC" w:date="2026-09-30T22:28:07Z">
     <w:p>
       <w:pPr>
         <w:pStyle w:val="CommentText"/>
@@ -6780,7 +6789,7 @@
         <w:rPr>
           <w:b/>
         </w:rPr>
-        <w:t>LEYENDA — DISCUSIÓN (final 4): 30 marcas</w:t>
+        <w:t>LEYENDA — DISCUSIÓN (final 4): 31 marcas</w:t>
       </w:r>
     </w:p>
     <w:p>
@@ -6816,7 +6825,7 @@
       </w:r>
     </w:p>
   </w:comment>
-  <w:comment w:id="1" w:author="Revisión de coherencia" w:initials="RC" w:date="2026-09-29T12:52:43Z">
+  <w:comment w:id="1" w:author="Revisión de coherencia" w:initials="RC" w:date="2026-09-30T22:28:07Z">
     <w:p>
       <w:pPr>
         <w:pStyle w:val="CommentText"/>
@@ -6845,7 +6854,7 @@
         <w:t xml:space="preserve">Problema: </w:t>
       </w:r>
       <w:r>
-        <w:t>La Discusión se rotula Capítulo V, pero en 5.1 remite a los resultados «presentados en el Capítulo VI»: la discusión quedaría antes que los resultados. El archivo RESULTADOS numera Resultados = Cap. VI y Discusión = Cap. VII. Además, 5.3.3 remite a un apartado «7.4» que no existe.</w:t>
+        <w:t>La Discusión se rotula Capítulo V, pero en 5.1 remite a los resultados «presentados en el Capítulo VI»: quedaría antes de los resultados. El archivo RESULTADOS termina ahora en el Cap. VI (se eliminó su Cap. VII), así que esta Discusión debe ser el Cap. VII. Además, 5.3.3 remite a un apartado «7.4» que no existe, y la matriz de triangulación de Denzin (que Aportes cita como «Tabla 15») se perdió al eliminar aquel Cap. VII.</w:t>
       </w:r>
     </w:p>
     <w:p>
@@ -6859,7 +6868,7 @@
         <w:t xml:space="preserve">Contradice a: </w:t>
       </w:r>
       <w:r>
-        <w:t>Archivo RESULTADOS (Cap. VI y VII).</w:t>
+        <w:t>Archivo RESULTADOS (Cap. VI) y archivo APORTES (§ 8, «Tabla 15»).</w:t>
       </w:r>
     </w:p>
     <w:p>
@@ -6873,11 +6882,11 @@
         <w:t xml:space="preserve">Cambiar por: </w:t>
       </w:r>
       <w:r>
-        <w:t>Rotular «CAPÍTULO VII» y renumerar 5.1–5.5 como 7.1–7.5 (o ajustar al índice definitivo). Eliminar el Cap. VII duplicado del archivo RESULTADOS (R-09).</w:t>
+        <w:t>Rotular «CAPÍTULO VII» y renumerar 5.1–5.5 como 7.1–7.5. Incorporar al final la matriz de Denzin, con número de tabla correlativo, y actualizar la remisión de Aportes.</w:t>
       </w:r>
     </w:p>
   </w:comment>
-  <w:comment w:id="2" w:author="Revisión de coherencia" w:initials="RC" w:date="2026-09-29T12:52:43Z">
+  <w:comment w:id="2" w:author="Revisión de coherencia" w:initials="RC" w:date="2026-09-30T22:28:07Z">
     <w:p>
       <w:pPr>
         <w:pStyle w:val="CommentText"/>
@@ -6938,7 +6947,7 @@
       </w:r>
     </w:p>
   </w:comment>
-  <w:comment w:id="3" w:author="Revisión de coherencia" w:initials="RC" w:date="2026-09-29T12:52:43Z">
+  <w:comment w:id="3" w:author="Revisión de coherencia" w:initials="RC" w:date="2026-09-30T22:28:07Z">
     <w:p>
       <w:pPr>
         <w:pStyle w:val="CommentText"/>
@@ -6999,7 +7008,7 @@
       </w:r>
     </w:p>
   </w:comment>
-  <w:comment w:id="4" w:author="Revisión de coherencia" w:initials="RC" w:date="2026-09-29T12:52:43Z">
+  <w:comment w:id="4" w:author="Revisión de coherencia" w:initials="RC" w:date="2026-09-30T22:28:07Z">
     <w:p>
       <w:pPr>
         <w:pStyle w:val="CommentText"/>
@@ -7060,7 +7069,7 @@
       </w:r>
     </w:p>
   </w:comment>
-  <w:comment w:id="5" w:author="Revisión de coherencia" w:initials="RC" w:date="2026-09-29T12:52:43Z">
+  <w:comment w:id="5" w:author="Revisión de coherencia" w:initials="RC" w:date="2026-09-30T22:28:07Z">
     <w:p>
       <w:pPr>
         <w:pStyle w:val="CommentText"/>
@@ -7103,7 +7112,7 @@
         <w:t xml:space="preserve">Contradice a: </w:t>
       </w:r>
       <w:r>
-        <w:t>Cap. VI, 1.1 («no permite atribuir causalidad exclusiva a las resoluciones administrativas») y Cap. VII, 2.1 del archivo RESULTADOS.</w:t>
+        <w:t>Cap. VI, 1.1 (último párrafo: la comparación documental «no permite atribuir causalidad exclusiva a las resoluciones administrativas») y 1.3 (primer párrafo: «el diseño no permite atribuir exclusivamente al modelo estas diferencias»).</w:t>
       </w:r>
     </w:p>
     <w:p>
@@ -7121,7 +7130,7 @@
       </w:r>
     </w:p>
   </w:comment>
-  <w:comment w:id="6" w:author="Revisión de coherencia" w:initials="RC" w:date="2026-09-29T12:52:43Z">
+  <w:comment w:id="6" w:author="Revisión de coherencia" w:initials="RC" w:date="2026-09-30T22:28:07Z">
     <w:p>
       <w:pPr>
         <w:pStyle w:val="CommentText"/>
@@ -7164,7 +7173,7 @@
         <w:t xml:space="preserve">Contradice a: </w:t>
       </w:r>
       <w:r>
-        <w:t>Cap. VII, 2.1 y 2.4 (RESULTADOS): «no bastan para imputar falta de colaboración a los abogados ni descartar dificultades de diseño».</w:t>
+        <w:t>Cap. VI, 1.3 (convenciones): «Su frecuencia debe interpretarse según las posibilidades de acuerdo y las particularidades de cada caso».</w:t>
       </w:r>
     </w:p>
     <w:p>
@@ -7182,7 +7191,7 @@
       </w:r>
     </w:p>
   </w:comment>
-  <w:comment w:id="7" w:author="Revisión de coherencia" w:initials="RC" w:date="2026-09-29T12:52:43Z">
+  <w:comment w:id="7" w:author="Revisión de coherencia" w:initials="RC" w:date="2026-09-30T22:28:07Z">
     <w:p>
       <w:pPr>
         <w:pStyle w:val="CommentText"/>
@@ -7211,7 +7220,7 @@
         <w:t xml:space="preserve">Problema: </w:t>
       </w:r>
       <w:r>
-        <w:t>Según la Tabla 4, 69 de 87 expedientes Tradicionales (no 61) carecen de concentración acreditada. Ver R-11.</w:t>
+        <w:t>Según la Tabla 4, 18 de 87 expedientes Tradicionales ACREDITAN concentración, así que 69 (no 61) no la acreditan. La cifra 61 no cuadra con 87.</w:t>
       </w:r>
     </w:p>
     <w:p>
@@ -7239,11 +7248,11 @@
         <w:t xml:space="preserve">Cambiar por: </w:t>
       </w:r>
       <w:r>
-        <w:t>Usar la cifra verificada en la base (R-11): «(sesenta y nueve de ochenta y siete expedientes sin concentración acreditada)…».</w:t>
+        <w:t>Verificar en el consolidado de primera instancia cuántos expedientes Tradicionales tienen concentración parcial y cuántos ninguna, y redactar: «(sesenta y nueve de ochenta y siete expedientes sin concentración acreditada, de los cuales [x] la registran de forma parcial)»</w:t>
       </w:r>
     </w:p>
   </w:comment>
-  <w:comment w:id="8" w:author="Revisión de coherencia" w:initials="RC" w:date="2026-09-29T12:52:43Z">
+  <w:comment w:id="8" w:author="Revisión de coherencia" w:initials="RC" w:date="2026-09-30T22:28:07Z">
     <w:p>
       <w:pPr>
         <w:pStyle w:val="CommentText"/>
@@ -7272,7 +7281,7 @@
         <w:t xml:space="preserve">Problema: </w:t>
       </w:r>
       <w:r>
-        <w:t>«Coincidencia plena» excede lo que permite una comparación descriptiva, y la duración no figura en el Cap. VI (R-12).</w:t>
+        <w:t>«Coincidencia plena» excede lo que permite una comparación descriptiva, y la duración de la segunda instancia no figura en ninguna tabla del Cap. VI.</w:t>
       </w:r>
     </w:p>
     <w:p>
@@ -7286,7 +7295,7 @@
         <w:t xml:space="preserve">Contradice a: </w:t>
       </w:r>
       <w:r>
-        <w:t>Cap. VI (sin dato de duración) y Cap. VII, 2.4.</w:t>
+        <w:t>Cap. VI, que no presenta ningún dato de duración, y 1.3: el diseño no permite «afirmar una reducción general de la duración procesal»; la reducción de tiempos solo constituye un «indicio».</w:t>
       </w:r>
     </w:p>
     <w:p>
@@ -7304,7 +7313,7 @@
       </w:r>
     </w:p>
   </w:comment>
-  <w:comment w:id="9" w:author="Revisión de coherencia" w:initials="RC" w:date="2026-09-29T12:52:43Z">
+  <w:comment w:id="9" w:author="Revisión de coherencia" w:initials="RC" w:date="2026-09-30T22:28:07Z">
     <w:p>
       <w:pPr>
         <w:pStyle w:val="CommentText"/>
@@ -7333,7 +7342,7 @@
         <w:t xml:space="preserve">Problema: </w:t>
       </w:r>
       <w:r>
-        <w:t>Contradice directamente la otra Discusión.</w:t>
+        <w:t>La coincidencia con un estudio de otros países no permite «descartar» causas locales; el Cap. VI no contiene datos que lo permitan.</w:t>
       </w:r>
     </w:p>
     <w:p>
@@ -7347,7 +7356,7 @@
         <w:t xml:space="preserve">Contradice a: </w:t>
       </w:r>
       <w:r>
-        <w:t>Cap. VII, 2.4 (RESULTADOS): «La coincidencia temática no permite descartar causas locales ni demostrar la persistencia de un mismo mecanismo causal entre países y períodos».</w:t>
+        <w:t>Cap. VI, 1.1 (último párrafo: la comparación documental «no permite atribuir causalidad exclusiva a las resoluciones administrativas») y 1.3 (primer párrafo: «el diseño no permite atribuir exclusivamente al modelo estas diferencias»).</w:t>
       </w:r>
     </w:p>
     <w:p>
@@ -7365,7 +7374,7 @@
       </w:r>
     </w:p>
   </w:comment>
-  <w:comment w:id="10" w:author="Revisión de coherencia" w:initials="RC" w:date="2026-09-29T12:52:43Z">
+  <w:comment w:id="10" w:author="Revisión de coherencia" w:initials="RC" w:date="2026-09-30T22:28:07Z">
     <w:p>
       <w:pPr>
         <w:pStyle w:val="CommentText"/>
@@ -7426,7 +7435,7 @@
       </w:r>
     </w:p>
   </w:comment>
-  <w:comment w:id="11" w:author="Revisión de coherencia" w:initials="RC" w:date="2026-09-29T12:52:43Z">
+  <w:comment w:id="11" w:author="Revisión de coherencia" w:initials="RC" w:date="2026-09-30T22:28:07Z">
     <w:p>
       <w:pPr>
         <w:pStyle w:val="CommentText"/>
@@ -7487,7 +7496,7 @@
       </w:r>
     </w:p>
   </w:comment>
-  <w:comment w:id="12" w:author="Revisión de coherencia" w:initials="RC" w:date="2026-09-29T12:52:43Z">
+  <w:comment w:id="12" w:author="Revisión de coherencia" w:initials="RC" w:date="2026-09-30T22:28:07Z">
     <w:p>
       <w:pPr>
         <w:pStyle w:val="CommentText"/>
@@ -7516,7 +7525,7 @@
         <w:t xml:space="preserve">Problema: </w:t>
       </w:r>
       <w:r>
-        <w:t>Usa como parámetro una sentencia que la otra Discusión considera no corroborada. Además, el Cap. VI no tiene ningún indicador de inmediación derivado de ella, y el apartado «7.4» no existe.</w:t>
+        <w:t>Atribuye a la STC 00812-2022-PA/TC una regla específica sobre la implementación en Arequipa sin que se haya corroborado su texto y fundamento. El Cap. VI no contiene ningún indicador de inmediación basado en ella, y el apartado «7.4» no existe.</w:t>
       </w:r>
     </w:p>
     <w:p>
@@ -7530,7 +7539,7 @@
         <w:t xml:space="preserve">Contradice a: </w:t>
       </w:r>
       <w:r>
-        <w:t>Cap. VII, 2.5 (RESULTADOS): «Las referencias a la STC 00812-2022-PA/TC y a la Casación 4088-2019-Arequipa requieren corroborar texto, fundamento y pertinencia antes de atribuirles una regla sobre el MCCLO».</w:t>
+        <w:t>Cap. VI (Tablas 4 a 6: no hay indicador de inmediación).</w:t>
       </w:r>
     </w:p>
     <w:p>
@@ -7544,11 +7553,11 @@
         <w:t xml:space="preserve">Cambiar por: </w:t>
       </w:r>
       <w:r>
-        <w:t>Corroborar la STC 00812-2022-PA/TC (texto y fundamento) antes de citarla o suprimirla. Redactar: «…y la STC 03509-2009-PHC/TC aporta los criterios de plazo razonable, cuya aplicación se discute en el apartado [número real]».</w:t>
+        <w:t>Corroborar la STC 00812-2022-PA/TC (texto y fundamento) antes de citarla, o suprimirla. Redactar: «…y la STC 03509-2009-PHC/TC aporta los criterios de plazo razonable, cuya aplicación se discute en el apartado [número real]».</w:t>
       </w:r>
     </w:p>
   </w:comment>
-  <w:comment w:id="13" w:author="Revisión de coherencia" w:initials="RC" w:date="2026-09-29T12:52:43Z">
+  <w:comment w:id="13" w:author="Revisión de coherencia" w:initials="RC" w:date="2026-09-30T22:28:07Z">
     <w:p>
       <w:pPr>
         <w:pStyle w:val="CommentText"/>
@@ -7591,7 +7600,7 @@
         <w:t xml:space="preserve">Contradice a: </w:t>
       </w:r>
       <w:r>
-        <w:t>Cap. VII, 2.5 (RESULTADOS): «La mera mención de un pleno no demuestra su aplicación correcta, del mismo modo que la falta de cita nominal no acredita su inobservancia».</w:t>
+        <w:t>Cap. VI y Tabla 6: no se midió la aplicación de Plenos y la causal «omisión de regla vinculante» no está codificada.</w:t>
       </w:r>
     </w:p>
     <w:p>
@@ -7609,7 +7618,7 @@
       </w:r>
     </w:p>
   </w:comment>
-  <w:comment w:id="14" w:author="Revisión de coherencia" w:initials="RC" w:date="2026-09-29T12:52:43Z">
+  <w:comment w:id="14" w:author="Revisión de coherencia" w:initials="RC" w:date="2026-09-30T22:28:07Z">
     <w:p>
       <w:pPr>
         <w:pStyle w:val="CommentText"/>
@@ -7652,7 +7661,7 @@
         <w:t xml:space="preserve">Contradice a: </w:t>
       </w:r>
       <w:r>
-        <w:t>Cap. VII, 2.5 (RESULTADOS): «no permite clasificarlos automáticamente como externos al modelo ni atribuir a este la eliminación de otros defectos».</w:t>
+        <w:t>Tabla 6: bloque de relación procesal y procedimiento 37,7 % → 32,7 %; D19 3,8 % → 11,5 %; D22 7,5 % → 11,5 %.</w:t>
       </w:r>
     </w:p>
     <w:p>
@@ -7670,7 +7679,7 @@
       </w:r>
     </w:p>
   </w:comment>
-  <w:comment w:id="15" w:author="Revisión de coherencia" w:initials="RC" w:date="2026-09-29T12:52:43Z">
+  <w:comment w:id="15" w:author="Revisión de coherencia" w:initials="RC" w:date="2026-09-30T22:28:07Z">
     <w:p>
       <w:pPr>
         <w:pStyle w:val="CommentText"/>
@@ -7713,7 +7722,7 @@
         <w:t xml:space="preserve">Contradice a: </w:t>
       </w:r>
       <w:r>
-        <w:t>Tabla 6 del Cap. VI; ver también R-10.</w:t>
+        <w:t>Tabla 6 del Cap. VI (c = 5,7 % / 11,5 %; e = 32,1 % / 25,0 %; d = 15,1 % / 28,8 %).</w:t>
       </w:r>
     </w:p>
     <w:p>
@@ -7731,7 +7740,7 @@
       </w:r>
     </w:p>
   </w:comment>
-  <w:comment w:id="16" w:author="Revisión de coherencia" w:initials="RC" w:date="2026-09-29T12:52:43Z">
+  <w:comment w:id="16" w:author="Revisión de coherencia" w:initials="RC" w:date="2026-09-30T22:28:07Z">
     <w:p>
       <w:pPr>
         <w:pStyle w:val="CommentText"/>
@@ -7760,7 +7769,7 @@
         <w:t xml:space="preserve">Problema: </w:t>
       </w:r>
       <w:r>
-        <w:t>Esta Tabla 6 NO coincide con la Tabla 6 del Cap. VI. (i) d) motivación insuficiente = 7 (13,2 %) y 11 (21,2 %), pero el Excel (hoja Marcas_declaradas) da 8 (15,1 %) y 15 (28,8 %) para la unión D13 ∪ D11 que presupone la subfila «de ello: omisión de valoración». (ii) Falta la fila g) residual (10 y 9). (iii) Los agregados por familia usan otras definiciones (26,4/28,8; 22,6/36,5; 52,8/61,5) que las del Cap. VI (37,7/32,7; 22,6/25,0; 56,6/57,7). (iv) Incluye el universo 281/328 bajo columnas rotuladas n = 53 / n = 52. (v) Las llamadas ᵇ, ᶜ, ᵈ y ᵉ no tienen notas.</w:t>
+        <w:t>Esta Tabla 6 NO coincide con la del Cap. VI. (i) Las columnas se rotulan Tradicional (n = 53) y Oralidad (n = 52), pero el bloque final pone bajo esas mismas columnas el universo de 2018 (281) y 2024 (328): aparecen 61 anuladas y 184 confirmadas bajo «n = 53», lo que es imposible. Según el Excel (campo «Año SV»), las 53 sentencias anuladas del grupo Tradicional son de 2017–2021 (solo 18 de 2018) y las 52 del grupo Oralidad son de 2023–2026 (38 de 2025 y solo 10 de 2024): no forman parte de las series de 2018 (281) y 2024 (328). (ii) d) motivación insuficiente = 7 (13,2 %) y 11 (21,2 %), pero el Excel da 8 (15,1 %) y 15 (28,8 %) para la unión D13 ∪ D11. (iii) Falta la fila g) residual (10 y 9). (iv) Las «familias» usan otras definiciones (26,4/28,8; 22,6/36,5; 52,8/61,5) que el Cap. VI (37,7/32,7; 22,6/25,0; 56,6/57,7). (v) Las llamadas ᵇ, ᶜ, ᵈ y ᵉ no tienen notas.</w:t>
       </w:r>
     </w:p>
     <w:p>
@@ -7774,7 +7783,7 @@
         <w:t xml:space="preserve">Contradice a: </w:t>
       </w:r>
       <w:r>
-        <w:t>Tabla 6 del Cap. VI y Excel Corpus_Llamoja_UNIFICADO.xlsx.</w:t>
+        <w:t>Tabla 6 del Cap. VI, Tablas 1 y 2, y Excel Corpus_Llamoja_UNIFICADO.xlsx.</w:t>
       </w:r>
     </w:p>
     <w:p>
@@ -7788,11 +7797,11 @@
         <w:t xml:space="preserve">Cambiar por: </w:t>
       </w:r>
       <w:r>
-        <w:t>Suprimir esta tabla y remitir a la Tabla 6 del Cap. VI (con sus notas), o reemplazarla por una copia idéntica. El resultado del control sobre 281/328 corresponde a las Tablas 1 y 2, no a la Tabla 6.</w:t>
+        <w:t>Suprimir esta tabla y remitir a la Tabla 6 del Cap. VI (con sus notas), o reemplazarla por una copia idéntica. El resultado del control sobre 281/328 corresponde a las Tablas 1 y 2 y no debe ir en esta tabla.</w:t>
       </w:r>
     </w:p>
   </w:comment>
-  <w:comment w:id="17" w:author="Revisión de coherencia" w:initials="RC" w:date="2026-09-29T12:52:43Z">
+  <w:comment w:id="17" w:author="Revisión de coherencia" w:initials="RC" w:date="2026-09-30T22:28:07Z">
     <w:p>
       <w:pPr>
         <w:pStyle w:val="CommentText"/>
@@ -7807,7 +7816,7 @@
         <w:rPr>
           <w:b/>
         </w:rPr>
-        <w:t>[D-17] INTERPRETACIÓN · 5.3.4, párrafo sobre sana crítica (Palomo Vélez)</w:t>
+        <w:t>[D-17] CIFRA · Tabla 6, bloque «Resultado del control»</w:t>
       </w:r>
     </w:p>
     <w:p>
@@ -7821,6 +7830,67 @@
         <w:t xml:space="preserve">Problema: </w:t>
       </w:r>
       <w:r>
+        <w:t>Aquí está la contradicción de las «n»: la tabla dice arriba Tradicional (n = 53) y Oralidad (n = 52), pero este bloque pone bajo esas mismas columnas 61 anuladas, 36 revocadas y 184 confirmadas (total 281) y 66, 24 y 238 (total 328). Son otra base: las series anuales de las Tablas 1 y 2. Según el Excel (campo «Año SV»), las 53 sentencias anuladas del grupo Tradicional son de 2017–2021 (solo 18 de 2018) y las 52 del grupo Oralidad son de 2023–2026 (38 de 2025 y solo 10 de 2024): no forman parte de las series de 2018 (281) y 2024 (328).</w:t>
+      </w:r>
+    </w:p>
+    <w:p>
+      <w:pPr>
+        <w:pStyle w:val="CommentText"/>
+      </w:pPr>
+      <w:r>
+        <w:rPr>
+          <w:b/>
+        </w:rPr>
+        <w:t xml:space="preserve">Contradice a: </w:t>
+      </w:r>
+      <w:r>
+        <w:t>Tablas 1, 2 y 6 del Cap. VI; Cap. VI, «Alcance de las bases de comparación»: las proporciones de las series anuales «no deben combinarse con las de la muestra ni utilizarse como denominadores intercambiables».</w:t>
+      </w:r>
+    </w:p>
+    <w:p>
+      <w:pPr>
+        <w:pStyle w:val="CommentText"/>
+      </w:pPr>
+      <w:r>
+        <w:rPr>
+          <w:b/>
+        </w:rPr>
+        <w:t xml:space="preserve">Cambiar por: </w:t>
+      </w:r>
+      <w:r>
+        <w:t>Eliminar este bloque de la Tabla 6. Si se quiere mostrar el resultado del control, remitir a las Tablas 1 y 2 y rotular siempre «2018 (n = 281)» y «2024 (n = 328)», nunca «Tradicional (n = 53)» u «Oralidad (n = 52)»</w:t>
+      </w:r>
+    </w:p>
+  </w:comment>
+  <w:comment w:id="18" w:author="Revisión de coherencia" w:initials="RC" w:date="2026-09-30T22:28:07Z">
+    <w:p>
+      <w:pPr>
+        <w:pStyle w:val="CommentText"/>
+      </w:pPr>
+      <w:r>
+        <w:rPr>
+          <w:rStyle w:val="CommentReference"/>
+        </w:rPr>
+        <w:annotationRef/>
+      </w:r>
+      <w:r>
+        <w:rPr>
+          <w:b/>
+        </w:rPr>
+        <w:t>[D-18] INTERPRETACIÓN · 5.3.4, párrafo sobre sana crítica (Palomo Vélez)</w:t>
+      </w:r>
+    </w:p>
+    <w:p>
+      <w:pPr>
+        <w:pStyle w:val="CommentText"/>
+      </w:pPr>
+      <w:r>
+        <w:rPr>
+          <w:b/>
+        </w:rPr>
+        <w:t xml:space="preserve">Problema: </w:t>
+      </w:r>
+      <w:r>
         <w:t>Frecuencias idénticas (1 caso por grupo) no pueden «confirmar» una mejora atribuible a la inmediación.</w:t>
       </w:r>
     </w:p>
@@ -7835,7 +7905,7 @@
         <w:t xml:space="preserve">Contradice a: </w:t>
       </w:r>
       <w:r>
-        <w:t>Cap. VII, 2.3 (RESULTADOS): «es igual y marginal en ambos grupos (1,9 %), por lo que no permite inferir una mejor organización probatoria ni identifica por sí sola la presencia o ausencia de inmediación».</w:t>
+        <w:t>Tabla 6: D09 y D10 registran un solo caso en cada grupo (1,9 %).</w:t>
       </w:r>
     </w:p>
     <w:p>
@@ -7853,7 +7923,7 @@
       </w:r>
     </w:p>
   </w:comment>
-  <w:comment w:id="18" w:author="Revisión de coherencia" w:initials="RC" w:date="2026-09-29T12:52:43Z">
+  <w:comment w:id="19" w:author="Revisión de coherencia" w:initials="RC" w:date="2026-09-30T22:28:07Z">
     <w:p>
       <w:pPr>
         <w:pStyle w:val="CommentText"/>
@@ -7868,7 +7938,7 @@
         <w:rPr>
           <w:b/>
         </w:rPr>
-        <w:t>[D-18] CIFRA · 5.3.4, párrafo sobre Groppo y Cavani</w:t>
+        <w:t>[D-19] CIFRA · 5.3.4, párrafo sobre Groppo y Cavani</w:t>
       </w:r>
     </w:p>
     <w:p>
@@ -7896,7 +7966,7 @@
         <w:t xml:space="preserve">Contradice a: </w:t>
       </w:r>
       <w:r>
-        <w:t>Cap. VI (Tablas 1–6).</w:t>
+        <w:t>Cap. VI (Tablas 1–6: no hay indicador de concordancia).</w:t>
       </w:r>
     </w:p>
     <w:p>
@@ -7914,7 +7984,7 @@
       </w:r>
     </w:p>
   </w:comment>
-  <w:comment w:id="19" w:author="Revisión de coherencia" w:initials="RC" w:date="2026-09-29T12:52:43Z">
+  <w:comment w:id="20" w:author="Revisión de coherencia" w:initials="RC" w:date="2026-09-30T22:28:07Z">
     <w:p>
       <w:pPr>
         <w:pStyle w:val="CommentText"/>
@@ -7929,7 +7999,7 @@
         <w:rPr>
           <w:b/>
         </w:rPr>
-        <w:t>[D-19] CIFRA · 5.3.5, primer párrafo (Giovanazzi)</w:t>
+        <w:t>[D-20] CIFRA · 5.3.5, primer párrafo (Giovanazzi)</w:t>
       </w:r>
     </w:p>
     <w:p>
@@ -7943,7 +8013,7 @@
         <w:t xml:space="preserve">Problema: </w:t>
       </w:r>
       <w:r>
-        <w:t>Combina dos bases (53/52 anuladas y series 281/328), lo que el Cap. VI prohíbe. Además, la anulación DESCIENDE, así que el dato no puede «confirmar» que aumente su probabilidad, y la cita de tabla es errónea (las series están en las Tablas 1 y 2).</w:t>
+        <w:t>Mezcla dos bases: el 3,8 % → 11,5 % se calcula sobre 53/52 sentencias anuladas y el 21,7 % → 20,1 % sobre las series 281/328, y los llama «sentencias de cada período». Pero las 53/52 no pertenecen a esas series. Según el Excel (campo «Año SV»), las 53 sentencias anuladas del grupo Tradicional son de 2017–2021 (solo 18 de 2018) y las 52 del grupo Oralidad son de 2023–2026 (38 de 2025 y solo 10 de 2024): no forman parte de las series de 2018 (281) y 2024 (328). Además, la anulación DESCIENDE, así que no puede «confirmar» que aumente su probabilidad, y la cita «(Tabla 6)» es errónea.</w:t>
       </w:r>
     </w:p>
     <w:p>
@@ -7957,7 +8027,7 @@
         <w:t xml:space="preserve">Contradice a: </w:t>
       </w:r>
       <w:r>
-        <w:t>Cap. VI, «Alcance de las bases de comparación»; Tablas 1, 2 y 6.</w:t>
+        <w:t>Cap. VI, «Alcance de las bases de comparación»: las proporciones de las series anuales «no deben combinarse con las de la muestra ni utilizarse como denominadores intercambiables». Tablas 1, 2 y 6.</w:t>
       </w:r>
     </w:p>
     <w:p>
@@ -7975,7 +8045,7 @@
       </w:r>
     </w:p>
   </w:comment>
-  <w:comment w:id="20" w:author="Revisión de coherencia" w:initials="RC" w:date="2026-09-29T12:52:43Z">
+  <w:comment w:id="21" w:author="Revisión de coherencia" w:initials="RC" w:date="2026-09-30T22:28:07Z">
     <w:p>
       <w:pPr>
         <w:pStyle w:val="CommentText"/>
@@ -7990,7 +8060,7 @@
         <w:rPr>
           <w:b/>
         </w:rPr>
-        <w:t>[D-20] INTERPRETACIÓN · 5.3.5, segundo párrafo (Groppo)</w:t>
+        <w:t>[D-21] INTERPRETACIÓN · 5.3.5, segundo párrafo (Groppo)</w:t>
       </w:r>
     </w:p>
     <w:p>
@@ -8018,7 +8088,7 @@
         <w:t xml:space="preserve">Contradice a: </w:t>
       </w:r>
       <w:r>
-        <w:t>Cap. VII, 2.4 (RESULTADOS): «permiten examinar esa modalidad en el contexto local, pero no demostrar su superioridad… la afirmación requiere su seguimiento impugnatorio individual».</w:t>
+        <w:t>Tabla 4 (4 + 1 = 5 casos) y Cap. VI, 1.3: son «indicadores de modalidad de emisión y comunicación de la decisión».</w:t>
       </w:r>
     </w:p>
     <w:p>
@@ -8036,7 +8106,7 @@
       </w:r>
     </w:p>
   </w:comment>
-  <w:comment w:id="21" w:author="Revisión de coherencia" w:initials="RC" w:date="2026-09-29T12:52:43Z">
+  <w:comment w:id="22" w:author="Revisión de coherencia" w:initials="RC" w:date="2026-09-30T22:28:07Z">
     <w:p>
       <w:pPr>
         <w:pStyle w:val="CommentText"/>
@@ -8051,7 +8121,7 @@
         <w:rPr>
           <w:b/>
         </w:rPr>
-        <w:t>[D-21] INTERPRETACIÓN · 5.3.5, tercer párrafo (Amigó; Verdesoto)</w:t>
+        <w:t>[D-22] INTERPRETACIÓN · 5.3.5, tercer párrafo (Amigó; Verdesoto)</w:t>
       </w:r>
     </w:p>
     <w:p>
@@ -8065,7 +8135,7 @@
         <w:t xml:space="preserve">Problema: </w:t>
       </w:r>
       <w:r>
-        <w:t>Las medias 318,6/313,3 días no figuran en el Cap. VI (R-12), y la conclusión de «rasgo sistémico… y no una deficiencia local» contradice la otra Discusión. Revisar todo el resto del párrafo.</w:t>
+        <w:t>Las medias 318,6 y 313,3 días no figuran en ninguna tabla del Cap. VI (podrían venir del corpus anterior de 100 expedientes), y «rasgo sistémico… y no una deficiencia local» es una atribución causal que los datos no permiten. Revisar todo el resto del párrafo.</w:t>
       </w:r>
     </w:p>
     <w:p>
@@ -8079,7 +8149,7 @@
         <w:t xml:space="preserve">Contradice a: </w:t>
       </w:r>
       <w:r>
-        <w:t>Cap. VII, 2.4 (RESULTADOS): «el contraste entre ordenamientos es contextual y no acredita una causa común de demora»; 2.5: «No permite… identificarla como principal origen de la demora sin desagregar los tiempos del proceso».</w:t>
+        <w:t>Cap. VI, que no presenta ningún dato de duración, y 1.3: el diseño no permite «afirmar una reducción general de la duración procesal»; la reducción de tiempos solo constituye un «indicio».</w:t>
       </w:r>
     </w:p>
     <w:p>
@@ -8093,11 +8163,11 @@
         <w:t xml:space="preserve">Cambiar por: </w:t>
       </w:r>
       <w:r>
-        <w:t>«La proximidad entre las duraciones medias del control superior (318,6 y 313,3 días; Tabla [n]) permite situar los resultados en ese debate; sin embargo, el contraste entre ordenamientos es contextual y no acredita una causa común de demora ni permite identificar la alzada como principal origen de la duración sin desagregar los tiempos del proceso.»</w:t>
+        <w:t>Incorporar al Cap. VI una tabla de duración (n, media, mediana, intervalo medido y fuente) o suprimir el dato aquí y en Aportes. Si se conserva: «La proximidad entre las duraciones medias del control superior (318,6 y 313,3 días; Tabla [n]) permite situar los resultados en ese debate; sin embargo, el contraste entre ordenamientos no acredita una causa común de demora ni permite identificar la alzada como principal origen de la duración sin desagregar los tiempos.»</w:t>
       </w:r>
     </w:p>
   </w:comment>
-  <w:comment w:id="22" w:author="Revisión de coherencia" w:initials="RC" w:date="2026-09-29T12:52:43Z">
+  <w:comment w:id="23" w:author="Revisión de coherencia" w:initials="RC" w:date="2026-09-30T22:28:07Z">
     <w:p>
       <w:pPr>
         <w:pStyle w:val="CommentText"/>
@@ -8112,7 +8182,7 @@
         <w:rPr>
           <w:b/>
         </w:rPr>
-        <w:t>[D-22] CIFRA · 5.4, primer párrafo (modelo escritural)</w:t>
+        <w:t>[D-23] CIFRA · 5.4, primer párrafo (modelo escritural)</w:t>
       </w:r>
     </w:p>
     <w:p>
@@ -8126,7 +8196,7 @@
         <w:t xml:space="preserve">Problema: </w:t>
       </w:r>
       <w:r>
-        <w:t>El 76,5 % (concordancia parcial) y el 48,8 % (anulación previa) no figuran en el Cap. VI: provienen del corpus anterior de 100 expedientes. El 34,5 % corresponde a la serie anual de 2018 (Tablas 1 y 2), no a «las sentencias Tradicionales» de la muestra, donde la censura es del 96,5 % (Tabla 5). Además, la cita «(Tabla 6)» es errónea.</w:t>
+        <w:t>El 76,5 % y el 48,8 % no figuran en el Cap. VI (provienen del corpus anterior de 100 expedientes). El 34,5 % se calcula sobre las 281 sentencias de 2018 (Tabla 1), no sobre «las sentencias Tradicionales» de la muestra (n = 85, donde la censura es del 96,5 %), y la remisión «(Tabla 6)» es errónea: la Tabla 6 tiene n = 53.</w:t>
       </w:r>
     </w:p>
     <w:p>
@@ -8140,7 +8210,7 @@
         <w:t xml:space="preserve">Contradice a: </w:t>
       </w:r>
       <w:r>
-        <w:t>Cap. VI, Tablas 1, 2 y 5.</w:t>
+        <w:t>Cap. VI, «Alcance de las bases de comparación»: las proporciones de las series anuales «no deben combinarse con las de la muestra ni utilizarse como denominadores intercambiables». Tablas 1 y 5.</w:t>
       </w:r>
     </w:p>
     <w:p>
@@ -8158,7 +8228,7 @@
       </w:r>
     </w:p>
   </w:comment>
-  <w:comment w:id="23" w:author="Revisión de coherencia" w:initials="RC" w:date="2026-09-29T12:52:43Z">
+  <w:comment w:id="24" w:author="Revisión de coherencia" w:initials="RC" w:date="2026-09-30T22:28:07Z">
     <w:p>
       <w:pPr>
         <w:pStyle w:val="CommentText"/>
@@ -8173,7 +8243,7 @@
         <w:rPr>
           <w:b/>
         </w:rPr>
-        <w:t>[D-23] CIFRA · 5.4, segundo párrafo (modelo Oralidad)</w:t>
+        <w:t>[D-24] CIFRA · 5.4, segundo párrafo (modelo Oralidad)</w:t>
       </w:r>
     </w:p>
     <w:p>
@@ -8187,7 +8257,7 @@
         <w:t xml:space="preserve">Problema: </w:t>
       </w:r>
       <w:r>
-        <w:t>El 66,0 % no figura en el Cap. VI (corpus anterior). El 72,6 % es de la serie anual de 2024, no del «período» muestral. La omisión de valoración (11,5 %) y el error de valoración (19,2 %) se miden sobre sentencias ANULADAS, es decir, que sí obligaron a retrotraer el proceso.</w:t>
+        <w:t>El 66,0 % no figura en el Cap. VI (corpus anterior). El 72,6 % y el 65,5 % son de las series de 2024 y 2018 (n = 328 y 281), no del «período» muestral. Y la omisión de valoración (11,5 %) y el error de valoración (19,2 %) se calculan sobre las 52 sentencias ANULADAS, es decir, que sí obligaron a retrotraer el proceso.</w:t>
       </w:r>
     </w:p>
     <w:p>
@@ -8201,7 +8271,7 @@
         <w:t xml:space="preserve">Contradice a: </w:t>
       </w:r>
       <w:r>
-        <w:t>Cap. VII, 2.6 (RESULTADOS): «No toda omisión probatoria es corregible directamente en alzada»; Cap. VI, Tablas 2 y 6.</w:t>
+        <w:t>Cap. VI, «Alcance de las bases de comparación»: las proporciones de las series anuales «no deben combinarse con las de la muestra ni utilizarse como denominadores intercambiables». Tablas 2 y 6.</w:t>
       </w:r>
     </w:p>
     <w:p>
@@ -8219,7 +8289,7 @@
       </w:r>
     </w:p>
   </w:comment>
-  <w:comment w:id="24" w:author="Revisión de coherencia" w:initials="RC" w:date="2026-09-29T12:52:43Z">
+  <w:comment w:id="25" w:author="Revisión de coherencia" w:initials="RC" w:date="2026-09-30T22:28:07Z">
     <w:p>
       <w:pPr>
         <w:pStyle w:val="CommentText"/>
@@ -8234,7 +8304,7 @@
         <w:rPr>
           <w:b/>
         </w:rPr>
-        <w:t>[D-24] CIFRA · 5.4, «El primero es la trazabilidad»</w:t>
+        <w:t>[D-25] CIFRA · 5.4, «El primero es la trazabilidad»</w:t>
       </w:r>
     </w:p>
     <w:p>
@@ -8262,7 +8332,7 @@
         <w:t xml:space="preserve">Contradice a: </w:t>
       </w:r>
       <w:r>
-        <w:t>Cap. VII, 2.4 y 2.6 (RESULTADOS): «La mención de un estudio de Arequipa de 2023 sin referencia completa no permite utilizar sus porcentajes como evidencia comparativa verificable».</w:t>
+        <w:t>Cap. VI: no presenta datos de concordancia ni cita el antecedente local de 2023.</w:t>
       </w:r>
     </w:p>
     <w:p>
@@ -8280,7 +8350,7 @@
       </w:r>
     </w:p>
   </w:comment>
-  <w:comment w:id="25" w:author="Revisión de coherencia" w:initials="RC" w:date="2026-09-29T12:52:43Z">
+  <w:comment w:id="26" w:author="Revisión de coherencia" w:initials="RC" w:date="2026-09-30T22:28:07Z">
     <w:p>
       <w:pPr>
         <w:pStyle w:val="CommentText"/>
@@ -8295,7 +8365,7 @@
         <w:rPr>
           <w:b/>
         </w:rPr>
-        <w:t>[D-25] INTERPRETACIÓN · 5.4, «El segundo es la decisión»</w:t>
+        <w:t>[D-26] INTERPRETACIÓN · 5.4, «El segundo es la decisión»</w:t>
       </w:r>
     </w:p>
     <w:p>
@@ -8323,7 +8393,7 @@
         <w:t xml:space="preserve">Contradice a: </w:t>
       </w:r>
       <w:r>
-        <w:t>Cap. VII, 2.6 (RESULTADOS): «deben medirse los intervalos correspondientes; la información agregada no demuestra ese efecto»; 2.4: «no demostrar su superioridad».</w:t>
+        <w:t>Cap. VI, que no presenta ningún dato de duración, y 1.3: el diseño no permite «afirmar una reducción general de la duración procesal»; la reducción de tiempos solo constituye un «indicio». Tabla 4 (5 casos).</w:t>
       </w:r>
     </w:p>
     <w:p>
@@ -8341,7 +8411,7 @@
       </w:r>
     </w:p>
   </w:comment>
-  <w:comment w:id="26" w:author="Revisión de coherencia" w:initials="RC" w:date="2026-09-29T12:52:43Z">
+  <w:comment w:id="27" w:author="Revisión de coherencia" w:initials="RC" w:date="2026-09-30T22:28:07Z">
     <w:p>
       <w:pPr>
         <w:pStyle w:val="CommentText"/>
@@ -8356,7 +8426,7 @@
         <w:rPr>
           <w:b/>
         </w:rPr>
-        <w:t>[D-26] CIFRA · 5.4, «El tercero es la alzada»</w:t>
+        <w:t>[D-27] CIFRA · 5.4, «El tercero es la alzada»</w:t>
       </w:r>
     </w:p>
     <w:p>
@@ -8384,7 +8454,7 @@
         <w:t xml:space="preserve">Contradice a: </w:t>
       </w:r>
       <w:r>
-        <w:t>Cap. VII, 2.5 y 2.8 (RESULTADOS): «el ahorro temporal debe medirse; no se deduce automáticamente de comparar frecuencias de nulidad»; «requiere reconstruir la cronología de cada expediente».</w:t>
+        <w:t>Cap. VI, que no presenta ningún dato de duración, y 1.3: el diseño no permite «afirmar una reducción general de la duración procesal»; la reducción de tiempos solo constituye un «indicio». Tablas 1 y 2 (anulación 21,7 % y 20,1 %).</w:t>
       </w:r>
     </w:p>
     <w:p>
@@ -8402,7 +8472,7 @@
       </w:r>
     </w:p>
   </w:comment>
-  <w:comment w:id="27" w:author="Revisión de coherencia" w:initials="RC" w:date="2026-09-29T12:52:43Z">
+  <w:comment w:id="28" w:author="Revisión de coherencia" w:initials="RC" w:date="2026-09-30T22:28:07Z">
     <w:p>
       <w:pPr>
         <w:pStyle w:val="CommentText"/>
@@ -8417,7 +8487,7 @@
         <w:rPr>
           <w:b/>
         </w:rPr>
-        <w:t>[D-27] FORMA · 5.5, enunciado de la hipótesis</w:t>
+        <w:t>[D-28] FORMA · 5.5, enunciado de la hipótesis</w:t>
       </w:r>
     </w:p>
     <w:p>
@@ -8463,7 +8533,7 @@
       </w:r>
     </w:p>
   </w:comment>
-  <w:comment w:id="28" w:author="Revisión de coherencia" w:initials="RC" w:date="2026-09-29T12:52:43Z">
+  <w:comment w:id="29" w:author="Revisión de coherencia" w:initials="RC" w:date="2026-09-30T22:28:07Z">
     <w:p>
       <w:pPr>
         <w:pStyle w:val="CommentText"/>
@@ -8478,7 +8548,7 @@
         <w:rPr>
           <w:b/>
         </w:rPr>
-        <w:t>[D-28] FORMA · 5.5, segundo párrafo</w:t>
+        <w:t>[D-29] FORMA · 5.5, segundo párrafo</w:t>
       </w:r>
     </w:p>
     <w:p>
@@ -8506,7 +8576,7 @@
         <w:t xml:space="preserve">Contradice a: </w:t>
       </w:r>
       <w:r>
-        <w:t>Archivo RESULTADOS (Tablas 1–6).</w:t>
+        <w:t>Archivo RESULTADOS (solo Tablas 1–6).</w:t>
       </w:r>
     </w:p>
     <w:p>
@@ -8520,11 +8590,11 @@
         <w:t xml:space="preserve">Cambiar por: </w:t>
       </w:r>
       <w:r>
-        <w:t>Reponer la Tabla «Comprobación de la hipótesis por dimensión de análisis» (versión del repositorio, con d) 15,1 % → 28,8 %: «No comprobada») o suprimir la remisión. Numerarla según R-16.</w:t>
+        <w:t>Reponer la tabla «Comprobación de la hipótesis por dimensión de análisis» (versión del repositorio, con d) 15,1 % → 28,8 %: «No comprobada») con número correlativo después de la Tabla 6, o suprimir la remisión.</w:t>
       </w:r>
     </w:p>
   </w:comment>
-  <w:comment w:id="29" w:author="Revisión de coherencia" w:initials="RC" w:date="2026-09-29T12:52:43Z">
+  <w:comment w:id="30" w:author="Revisión de coherencia" w:initials="RC" w:date="2026-09-30T22:28:07Z">
     <w:p>
       <w:pPr>
         <w:pStyle w:val="CommentText"/>
@@ -8539,7 +8609,7 @@
         <w:rPr>
           <w:b/>
         </w:rPr>
-        <w:t>[D-29] CIFRA · 5.5, tercer párrafo</w:t>
+        <w:t>[D-30] CIFRA · 5.5, tercer párrafo</w:t>
       </w:r>
     </w:p>
     <w:p>
@@ -8567,7 +8637,7 @@
         <w:t xml:space="preserve">Contradice a: </w:t>
       </w:r>
       <w:r>
-        <w:t>Tabla 6 del Cap. VI; Cap. VII, 2.3 y 2.7.</w:t>
+        <w:t>Tabla 6 del Cap. VI y Excel (hoja Marcas_declaradas).</w:t>
       </w:r>
     </w:p>
     <w:p>
@@ -8585,7 +8655,7 @@
       </w:r>
     </w:p>
   </w:comment>
-  <w:comment w:id="30" w:author="Revisión de coherencia" w:initials="RC" w:date="2026-09-29T12:52:43Z">
+  <w:comment w:id="31" w:author="Revisión de coherencia" w:initials="RC" w:date="2026-09-30T22:28:07Z">
     <w:p>
       <w:pPr>
         <w:pStyle w:val="CommentText"/>
@@ -8600,7 +8670,7 @@
         <w:rPr>
           <w:b/>
         </w:rPr>
-        <w:t>[D-30] INTERPRETACIÓN · 5.5, párrafo final</w:t>
+        <w:t>[D-31] INTERPRETACIÓN · 5.5, párrafo final</w:t>
       </w:r>
     </w:p>
     <w:p>
@@ -8628,7 +8698,7 @@
         <w:t xml:space="preserve">Contradice a: </w:t>
       </w:r>
       <w:r>
-        <w:t>Cap. VII, 2.7 (RESULTADOS): «Los porcentajes tienen alcance descriptivo y no constituyen un contraste estadístico de significancia»; «no corresponde declarar demostrada una mejora significativa ni homogénea».</w:t>
+        <w:t>Cap. VI: todos los resultados son frecuencias descriptivas y no hay contraste estadístico. Con las series 281/328, una prueba χ² da p ≈ 0,06 para la confirmación.</w:t>
       </w:r>
     </w:p>
     <w:p>
